--- a/04_manuscript/lancet_de_A1_submission_package/cover_letter.docx
+++ b/04_manuscript/lancet_de_A1_submission_package/cover_letter.docx
@@ -150,7 +150,7 @@
         <w:t xml:space="preserve"> </w:t>
       </w:r>
       <w:r>
-        <w:t xml:space="preserve">The entero-pancreatic axis behaves as a coupled secretion–inhibition oscillator on the periprandial transition. Distal L-cells, proximal K-cells, pancreatic islets, and gastric ghrelin sources have each been described in isolation, yet the joint geometry that couples them across the periprandial window has not been decomposed into its eigen-axes. The Ahlqvist five-cluster, Udler soft-genetic, and Tübingen prediabetes taxonomies classify individuals using static cross-sectional features and discard the temporal geometry that distinguishes a brisk first-phase incretin pulse from a delayed, blunted, or biphasic response.</w:t>
+        <w:t xml:space="preserve">The entero-pancreatic axis behaves as a coupled secretion–inhibition oscillator on the periprandial transition. Distal L-cells, proximal K-cells, pancreatic islets, and gastric ghrelin sources have each been described in isolation, yet the joint geometry that couples them across the periprandial window has not been decomposed into its eigen-axes. The Ahlqvist, Udler, and Tübingen taxonomies classify individuals using static cross-sectional features and discard the temporal geometry of the periprandial response.</w:t>
       </w:r>
     </w:p>
     <w:p>
@@ -162,13 +162,13 @@
           <w:b/>
           <w:bCs/>
         </w:rPr>
-        <w:t xml:space="preserve">Lancet Diabetes &amp; Endocrinology precedent.</w:t>
-      </w:r>
-      <w:r>
-        <w:t xml:space="preserve"> </w:t>
-      </w:r>
-      <w:r>
-        <w:t xml:space="preserve">Madsbad’s 2014 mechanism review (Lancet D&amp;E 2:152) and the 2025 Lancet D&amp;E clinical-obesity commission (Rubino et al. 13:221) articulate a journal tradition of mechanism-to-algorithm translation. Frøslie’s functional analysis of glucose curves (BMC Med Res Methodol 2013) opens the methodological line that the present article extends to the joint multi-hormonal panel.</w:t>
+        <w:t xml:space="preserve">Lancet D&amp;E precedent.</w:t>
+      </w:r>
+      <w:r>
+        <w:t xml:space="preserve"> </w:t>
+      </w:r>
+      <w:r>
+        <w:t xml:space="preserve">Madsbad’s 2014 mechanism review (Lancet D&amp;E 2:152) and the 2025 clinical-obesity commission (Rubino et al. 13:221) articulate a journal tradition of mechanism-to-algorithm translation that the present article extends to the joint multi-hormonal panel.</w:t>
       </w:r>
     </w:p>
     <w:p>
@@ -186,7 +186,7 @@
         <w:t xml:space="preserve"> </w:t>
       </w:r>
       <w:r>
-        <w:t xml:space="preserve">We interpret the four leading mFPC eigenfunctions of the joint enteropancreatic operator in physiological terms. From a pre-registered ecological corpus of 23 studies and 2,750 pseudo-subjects, the joint Happ–Greven operator retained K=12 components at the Golovkine 2025 multivariate-FVE ≥ 0·90 threshold (cumulative FVE 92 %; N/K=29·2). The first eigenfunction is</w:t>
+        <w:t xml:space="preserve">We interpret the four leading mFPC eigenfunctions of the joint enteropancreatic operator in physiological terms. From a pre-registered ecological corpus of 23 studies and 2,750 pseudo-subjects, the joint Happ–Greven operator retained K=12 components (Golovkine 2025 multivariate-FVE ≥ 0·90; cumulative 92 %; N/K=29·2). The first eigenfunction is</w:t>
       </w:r>
       <w:r>
         <w:t xml:space="preserve"> </w:t>
@@ -202,7 +202,7 @@
         <w:t xml:space="preserve"> </w:t>
       </w:r>
       <w:r>
-        <w:t xml:space="preserve">(‖·‖² = 0·762) with a secondary integrated incretin contribution of 0·211 — capturing distal L-cell variation rather than the classical incretin-amplitude contrast. The second recovers the</w:t>
+        <w:t xml:space="preserve">(‖·‖² = 0·762) with secondary integrated incretin contribution 0·211 — capturing distal L-cell variation rather than incretin-amplitude contrast. The second recovers</w:t>
       </w:r>
       <w:r>
         <w:t xml:space="preserve"> </w:t>
@@ -212,7 +212,7 @@
           <w:b/>
           <w:bCs/>
         </w:rPr>
-        <w:t xml:space="preserve">anatomical proximal-versus-distal sequencing</w:t>
+        <w:t xml:space="preserve">proximal-versus-distal entero-endocrine sequencing</w:t>
       </w:r>
       <w:r>
         <w:t xml:space="preserve"> </w:t>
@@ -231,7 +231,7 @@
         <w:t xml:space="preserve">biphasic glucose–insulin coupling</w:t>
       </w:r>
       <w:r>
-        <w:t xml:space="preserve">. The fourth captures</w:t>
+        <w:t xml:space="preserve">; the fourth,</w:t>
       </w:r>
       <w:r>
         <w:t xml:space="preserve"> </w:t>
@@ -244,7 +244,7 @@
         <w:t xml:space="preserve">ghrelin tone</w:t>
       </w:r>
       <w:r>
-        <w:t xml:space="preserve">, with a distinctive sleeve-gastrectomy signature consistent with fundic resection. Cohort-level qualitative signatures across health, T2DM, caloric restriction, and metabolic surgery emerge from the four-axis decomposition: persistent dysphysiological signalling — not uniform normalisation — characterises post-bariatric and post-caloric-restriction states.</w:t>
+        <w:t xml:space="preserve">, with a distinctive sleeve-gastrectomy signature. Persistent dysphysiological signalling — not uniform normalisation — characterises post-bariatric and post-caloric-restriction states on the four-axis decomposition.</w:t>
       </w:r>
     </w:p>
     <w:p>
@@ -256,23 +256,13 @@
           <w:b/>
           <w:bCs/>
         </w:rPr>
-        <w:t xml:space="preserve">Position within a coherent trilogy.</w:t>
-      </w:r>
-      <w:r>
-        <w:t xml:space="preserve"> </w:t>
-      </w:r>
-      <w:r>
-        <w:t xml:space="preserve">Companion paper A2 (</w:t>
-      </w:r>
-      <w:r>
-        <w:rPr>
-          <w:i/>
-          <w:iCs/>
-        </w:rPr>
-        <w:t xml:space="preserve">Lancet D&amp;E</w:t>
-      </w:r>
-      <w:r>
-        <w:t xml:space="preserve">, branch</w:t>
+        <w:t xml:space="preserve">Trilogy position.</w:t>
+      </w:r>
+      <w:r>
+        <w:t xml:space="preserve"> </w:t>
+      </w:r>
+      <w:r>
+        <w:t xml:space="preserve">Companion paper A2 (branch</w:t>
       </w:r>
       <w:r>
         <w:t xml:space="preserve"> </w:t>
@@ -296,7 +286,7 @@
         <w:t xml:space="preserve">A2-submitted-2026-05-09</w:t>
       </w:r>
       <w:r>
-        <w:t xml:space="preserve">) supplies the mathematical and statistical layer; companion paper A3 supplies the procedural and translational layer. Cross-citation policy: A1 cites A2 for the methodological substrate; primary findings do not overlap.</w:t>
+        <w:t xml:space="preserve">) supplies the mathematical and statistical layer; A3 supplies the procedural and translational layer. Primary findings do not overlap.</w:t>
       </w:r>
     </w:p>
     <w:p>
@@ -335,10 +325,10 @@
         <w:rPr>
           <w:rStyle w:val="VerbatimChar"/>
         </w:rPr>
-        <w:t xml:space="preserve">2829cd78018e411783671ec00f849647858bda552cfa4ec23ad505ba9704a117</w:t>
-      </w:r>
-      <w:r>
-        <w:t xml:space="preserve">), and all outputs are deposited at Zenodo (concept DOI 10.5281/zenodo.19743544; v1·3 DOI 10.5281/zenodo.19758429) and on GitHub (</w:t>
+        <w:t xml:space="preserve">2829cd78…9704a117</w:t>
+      </w:r>
+      <w:r>
+        <w:t xml:space="preserve">), and all outputs are deposited at Zenodo (concept DOI 10.5281/zenodo.19743544) and on GitHub (</w:t>
       </w:r>
       <w:r>
         <w:rPr>
@@ -350,7 +340,7 @@
         <w:t xml:space="preserve"> </w:t>
       </w:r>
       <w:r>
-        <w:t xml:space="preserve">v1·3) under CC-BY 4·0. Pre-registration: OSF DOI 10.17605/OSF.IO/3CZRE (project tr469; frozen 2026-04-22).</w:t>
+        <w:t xml:space="preserve">v1·3) under CC-BY 4·0. Pre-registration: OSF DOI 10.17605/OSF.IO/3CZRE (frozen 2026-04-22).</w:t>
       </w:r>
     </w:p>
     <w:p>
@@ -1214,6 +1204,7 @@
     <w:link w:val="VerbatimChar"/>
     <w:pPr>
       <w:wordWrap w:val="off"/>
+      <w:shd w:val="clear" w:fill="f1f3f5"/>
     </w:pPr>
   </w:style>
   <w:style w:type="character" w:customStyle="1" w:styleId="KeywordTok">
@@ -1221,93 +1212,104 @@
     <w:basedOn w:val="VerbatimChar"/>
     <w:rPr>
       <w:b/>
-      <w:color w:val="007020"/>
+      <w:color w:val="003b4f"/>
+      <w:shd w:val="clear" w:fill="f1f3f5"/>
     </w:rPr>
   </w:style>
   <w:style w:type="character" w:customStyle="1" w:styleId="DataTypeTok">
     <w:name w:val="DataTypeTok"/>
     <w:basedOn w:val="VerbatimChar"/>
     <w:rPr>
-      <w:color w:val="902000"/>
+      <w:color w:val="ad0000"/>
+      <w:shd w:val="clear" w:fill="f1f3f5"/>
     </w:rPr>
   </w:style>
   <w:style w:type="character" w:customStyle="1" w:styleId="DecValTok">
     <w:name w:val="DecValTok"/>
     <w:basedOn w:val="VerbatimChar"/>
     <w:rPr>
-      <w:color w:val="40a070"/>
+      <w:color w:val="ad0000"/>
+      <w:shd w:val="clear" w:fill="f1f3f5"/>
     </w:rPr>
   </w:style>
   <w:style w:type="character" w:customStyle="1" w:styleId="BaseNTok">
     <w:name w:val="BaseNTok"/>
     <w:basedOn w:val="VerbatimChar"/>
     <w:rPr>
-      <w:color w:val="40a070"/>
+      <w:color w:val="ad0000"/>
+      <w:shd w:val="clear" w:fill="f1f3f5"/>
     </w:rPr>
   </w:style>
   <w:style w:type="character" w:customStyle="1" w:styleId="FloatTok">
     <w:name w:val="FloatTok"/>
     <w:basedOn w:val="VerbatimChar"/>
     <w:rPr>
-      <w:color w:val="40a070"/>
+      <w:color w:val="ad0000"/>
+      <w:shd w:val="clear" w:fill="f1f3f5"/>
     </w:rPr>
   </w:style>
   <w:style w:type="character" w:customStyle="1" w:styleId="ConstantTok">
     <w:name w:val="ConstantTok"/>
     <w:basedOn w:val="VerbatimChar"/>
     <w:rPr>
-      <w:color w:val="880000"/>
+      <w:color w:val="8f5902"/>
+      <w:shd w:val="clear" w:fill="f1f3f5"/>
     </w:rPr>
   </w:style>
   <w:style w:type="character" w:customStyle="1" w:styleId="CharTok">
     <w:name w:val="CharTok"/>
     <w:basedOn w:val="VerbatimChar"/>
     <w:rPr>
-      <w:color w:val="4070a0"/>
+      <w:color w:val="20794d"/>
+      <w:shd w:val="clear" w:fill="f1f3f5"/>
     </w:rPr>
   </w:style>
   <w:style w:type="character" w:customStyle="1" w:styleId="SpecialCharTok">
     <w:name w:val="SpecialCharTok"/>
     <w:basedOn w:val="VerbatimChar"/>
     <w:rPr>
-      <w:color w:val="4070a0"/>
+      <w:color w:val="5e5e5e"/>
+      <w:shd w:val="clear" w:fill="f1f3f5"/>
     </w:rPr>
   </w:style>
   <w:style w:type="character" w:customStyle="1" w:styleId="StringTok">
     <w:name w:val="StringTok"/>
     <w:basedOn w:val="VerbatimChar"/>
     <w:rPr>
-      <w:color w:val="4070a0"/>
+      <w:color w:val="20794d"/>
+      <w:shd w:val="clear" w:fill="f1f3f5"/>
     </w:rPr>
   </w:style>
   <w:style w:type="character" w:customStyle="1" w:styleId="VerbatimStringTok">
     <w:name w:val="VerbatimStringTok"/>
     <w:basedOn w:val="VerbatimChar"/>
     <w:rPr>
-      <w:color w:val="4070a0"/>
+      <w:color w:val="20794d"/>
+      <w:shd w:val="clear" w:fill="f1f3f5"/>
     </w:rPr>
   </w:style>
   <w:style w:type="character" w:customStyle="1" w:styleId="SpecialStringTok">
     <w:name w:val="SpecialStringTok"/>
     <w:basedOn w:val="VerbatimChar"/>
     <w:rPr>
-      <w:color w:val="bb6688"/>
+      <w:color w:val="20794d"/>
+      <w:shd w:val="clear" w:fill="f1f3f5"/>
     </w:rPr>
   </w:style>
   <w:style w:type="character" w:customStyle="1" w:styleId="ImportTok">
     <w:name w:val="ImportTok"/>
     <w:basedOn w:val="VerbatimChar"/>
     <w:rPr>
-      <w:b/>
-      <w:color w:val="008000"/>
+      <w:color w:val="00769e"/>
+      <w:shd w:val="clear" w:fill="f1f3f5"/>
     </w:rPr>
   </w:style>
   <w:style w:type="character" w:customStyle="1" w:styleId="CommentTok">
     <w:name w:val="CommentTok"/>
     <w:basedOn w:val="VerbatimChar"/>
     <w:rPr>
-      <w:i/>
-      <w:color w:val="60a0b0"/>
+      <w:color w:val="5e5e5e"/>
+      <w:shd w:val="clear" w:fill="f1f3f5"/>
     </w:rPr>
   </w:style>
   <w:style w:type="character" w:customStyle="1" w:styleId="DocumentationTok">
@@ -1315,46 +1317,49 @@
     <w:basedOn w:val="VerbatimChar"/>
     <w:rPr>
       <w:i/>
-      <w:color w:val="ba2121"/>
+      <w:color w:val="5e5e5e"/>
+      <w:shd w:val="clear" w:fill="f1f3f5"/>
     </w:rPr>
   </w:style>
   <w:style w:type="character" w:customStyle="1" w:styleId="AnnotationTok">
     <w:name w:val="AnnotationTok"/>
     <w:basedOn w:val="VerbatimChar"/>
     <w:rPr>
-      <w:b/>
-      <w:i/>
-      <w:color w:val="60a0b0"/>
+      <w:color w:val="5e5e5e"/>
+      <w:shd w:val="clear" w:fill="f1f3f5"/>
     </w:rPr>
   </w:style>
   <w:style w:type="character" w:customStyle="1" w:styleId="CommentVarTok">
     <w:name w:val="CommentVarTok"/>
     <w:basedOn w:val="VerbatimChar"/>
     <w:rPr>
-      <w:b/>
       <w:i/>
-      <w:color w:val="60a0b0"/>
+      <w:color w:val="5e5e5e"/>
+      <w:shd w:val="clear" w:fill="f1f3f5"/>
     </w:rPr>
   </w:style>
   <w:style w:type="character" w:customStyle="1" w:styleId="OtherTok">
     <w:name w:val="OtherTok"/>
     <w:basedOn w:val="VerbatimChar"/>
     <w:rPr>
-      <w:color w:val="007020"/>
+      <w:color w:val="003b4f"/>
+      <w:shd w:val="clear" w:fill="f1f3f5"/>
     </w:rPr>
   </w:style>
   <w:style w:type="character" w:customStyle="1" w:styleId="FunctionTok">
     <w:name w:val="FunctionTok"/>
     <w:basedOn w:val="VerbatimChar"/>
     <w:rPr>
-      <w:color w:val="06287e"/>
+      <w:color w:val="4758ab"/>
+      <w:shd w:val="clear" w:fill="f1f3f5"/>
     </w:rPr>
   </w:style>
   <w:style w:type="character" w:customStyle="1" w:styleId="VariableTok">
     <w:name w:val="VariableTok"/>
     <w:basedOn w:val="VerbatimChar"/>
     <w:rPr>
-      <w:color w:val="19177c"/>
+      <w:color w:val="111111"/>
+      <w:shd w:val="clear" w:fill="f1f3f5"/>
     </w:rPr>
   </w:style>
   <w:style w:type="character" w:customStyle="1" w:styleId="ControlFlowTok">
@@ -1362,85 +1367,98 @@
     <w:basedOn w:val="VerbatimChar"/>
     <w:rPr>
       <w:b/>
-      <w:color w:val="007020"/>
+      <w:color w:val="003b4f"/>
+      <w:shd w:val="clear" w:fill="f1f3f5"/>
     </w:rPr>
   </w:style>
   <w:style w:type="character" w:customStyle="1" w:styleId="OperatorTok">
     <w:name w:val="OperatorTok"/>
     <w:basedOn w:val="VerbatimChar"/>
     <w:rPr>
-      <w:color w:val="666666"/>
+      <w:color w:val="5e5e5e"/>
+      <w:shd w:val="clear" w:fill="f1f3f5"/>
     </w:rPr>
   </w:style>
   <w:style w:type="character" w:customStyle="1" w:styleId="BuiltInTok">
     <w:name w:val="BuiltInTok"/>
     <w:basedOn w:val="VerbatimChar"/>
     <w:rPr>
-      <w:color w:val="008000"/>
+      <w:color w:val="003b4f"/>
+      <w:shd w:val="clear" w:fill="f1f3f5"/>
     </w:rPr>
   </w:style>
   <w:style w:type="character" w:customStyle="1" w:styleId="ExtensionTok">
     <w:name w:val="ExtensionTok"/>
     <w:basedOn w:val="VerbatimChar"/>
-    <w:rPr/>
+    <w:rPr>
+      <w:color w:val="003b4f"/>
+      <w:shd w:val="clear" w:fill="f1f3f5"/>
+    </w:rPr>
   </w:style>
   <w:style w:type="character" w:customStyle="1" w:styleId="PreprocessorTok">
     <w:name w:val="PreprocessorTok"/>
     <w:basedOn w:val="VerbatimChar"/>
     <w:rPr>
-      <w:color w:val="bc7a00"/>
+      <w:color w:val="ad0000"/>
+      <w:shd w:val="clear" w:fill="f1f3f5"/>
     </w:rPr>
   </w:style>
   <w:style w:type="character" w:customStyle="1" w:styleId="AttributeTok">
     <w:name w:val="AttributeTok"/>
     <w:basedOn w:val="VerbatimChar"/>
     <w:rPr>
-      <w:color w:val="7d9029"/>
+      <w:color w:val="657422"/>
+      <w:shd w:val="clear" w:fill="f1f3f5"/>
     </w:rPr>
   </w:style>
   <w:style w:type="character" w:customStyle="1" w:styleId="RegionMarkerTok">
     <w:name w:val="RegionMarkerTok"/>
     <w:basedOn w:val="VerbatimChar"/>
-    <w:rPr/>
+    <w:rPr>
+      <w:color w:val="003b4f"/>
+      <w:shd w:val="clear" w:fill="f1f3f5"/>
+    </w:rPr>
   </w:style>
   <w:style w:type="character" w:customStyle="1" w:styleId="InformationTok">
     <w:name w:val="InformationTok"/>
     <w:basedOn w:val="VerbatimChar"/>
     <w:rPr>
-      <w:b/>
-      <w:i/>
-      <w:color w:val="60a0b0"/>
+      <w:color w:val="5e5e5e"/>
+      <w:shd w:val="clear" w:fill="f1f3f5"/>
     </w:rPr>
   </w:style>
   <w:style w:type="character" w:customStyle="1" w:styleId="WarningTok">
     <w:name w:val="WarningTok"/>
     <w:basedOn w:val="VerbatimChar"/>
     <w:rPr>
-      <w:b/>
       <w:i/>
-      <w:color w:val="60a0b0"/>
+      <w:color w:val="5e5e5e"/>
+      <w:shd w:val="clear" w:fill="f1f3f5"/>
     </w:rPr>
   </w:style>
   <w:style w:type="character" w:customStyle="1" w:styleId="AlertTok">
     <w:name w:val="AlertTok"/>
     <w:basedOn w:val="VerbatimChar"/>
     <w:rPr>
-      <w:b/>
-      <w:color w:val="ff0000"/>
+      <w:color w:val="ad0000"/>
+      <w:shd w:val="clear" w:fill="f1f3f5"/>
     </w:rPr>
   </w:style>
   <w:style w:type="character" w:customStyle="1" w:styleId="ErrorTok">
     <w:name w:val="ErrorTok"/>
     <w:basedOn w:val="VerbatimChar"/>
     <w:rPr>
-      <w:b/>
-      <w:color w:val="ff0000"/>
+      <w:color w:val="ad0000"/>
+      <w:shd w:val="clear" w:fill="f1f3f5"/>
     </w:rPr>
   </w:style>
   <w:style w:type="character" w:customStyle="1" w:styleId="NormalTok">
     <w:name w:val="NormalTok"/>
     <w:basedOn w:val="VerbatimChar"/>
-    <w:rPr/>
+    <w:rPr>
+      <w:color w:val="003b4f"/>
+      <w:shd w:val="clear" w:fill="f1f3f5"/>
+    </w:rPr>
   </w:style>
 </w:styles>
 </file>

--- a/04_manuscript/lancet_de_A1_submission_package/cover_letter.docx
+++ b/04_manuscript/lancet_de_A1_submission_package/cover_letter.docx
@@ -340,7 +340,7 @@
         <w:t xml:space="preserve"> </w:t>
       </w:r>
       <w:r>
-        <w:t xml:space="preserve">v1·3) under CC-BY 4·0. Pre-registration: OSF DOI 10.17605/OSF.IO/3CZRE (frozen 2026-04-22).</w:t>
+        <w:t xml:space="preserve">v1·4) under CC-BY 4·0. Pre-registration: OSF DOI 10.17605/OSF.IO/3CZRE (frozen 2026-04-22).</w:t>
       </w:r>
     </w:p>
     <w:p>
